--- a/lessons/3-8-group2/homework.docx
+++ b/lessons/3-8-group2/homework.docx
@@ -115,7 +115,7 @@
           <wp:inline distT="0" distB="0" distL="0" distR="0">
             <wp:extent cx="1047750" cy="790575"/>
             <wp:effectExtent t="0" r="0" b="0" l="0"/>
-            <wp:docPr id="1" name="" descr="" title=""/>
+            <wp:docPr id="1" name="Unit Rate" descr="Picture illustrating the vocabulary word &quot;Unit Rate&quot;" title="Unit Rate"/>
             <wp:cNvGraphicFramePr>
               <a:graphicFrameLocks xmlns:a="http://schemas.openxmlformats.org/drawingml/2006/main" noChangeAspect="1"/>
             </wp:cNvGraphicFramePr>
@@ -161,10 +161,10 @@
           <w:b/>
           <w:bCs/>
         </w:rPr>
-        <w:t xml:space="preserve">Unit Rate Problem Solving (Resolución de problemas con tasas unitarias)</w:t>
-      </w:r>
-      <w:r>
-        <w:t xml:space="preserve"> — Find an amount per 1 unit and use it to compare choices or solve a problem.</w:t>
+        <w:t xml:space="preserve">Unit Rate (Tasa unitaria)</w:t>
+      </w:r>
+      <w:r>
+        <w:t xml:space="preserve"> — A rate for just 1 of something, like cost for 1 item.</w:t>
       </w:r>
     </w:p>
     <w:p>
@@ -178,7 +178,70 @@
           <wp:inline distT="0" distB="0" distL="0" distR="0">
             <wp:extent cx="1047750" cy="790575"/>
             <wp:effectExtent t="0" r="0" b="0" l="0"/>
-            <wp:docPr id="1" name="" descr="" title=""/>
+            <wp:docPr id="1" name="Better Buy" descr="Picture illustrating the vocabulary word &quot;Better Buy&quot;" title="Better Buy"/>
+            <wp:cNvGraphicFramePr>
+              <a:graphicFrameLocks xmlns:a="http://schemas.openxmlformats.org/drawingml/2006/main" noChangeAspect="1"/>
+            </wp:cNvGraphicFramePr>
+            <a:graphic xmlns:a="http://schemas.openxmlformats.org/drawingml/2006/main">
+              <a:graphicData uri="http://schemas.openxmlformats.org/drawingml/2006/picture">
+                <pic:pic xmlns:pic="http://schemas.openxmlformats.org/drawingml/2006/picture">
+                  <pic:nvPicPr>
+                    <pic:cNvPr id="0" name="" descr=""/>
+                    <pic:cNvPicPr>
+                      <a:picLocks noChangeAspect="1" noChangeArrowheads="1"/>
+                    </pic:cNvPicPr>
+                  </pic:nvPicPr>
+                  <pic:blipFill>
+                    <a:blip r:embed="rId7" cstate="none"/>
+                    <a:srcRect/>
+                    <a:stretch>
+                      <a:fillRect/>
+                    </a:stretch>
+                  </pic:blipFill>
+                  <pic:spPr bwMode="auto">
+                    <a:xfrm>
+                      <a:off x="0" y="0"/>
+                      <a:ext cx="1047750" cy="790575"/>
+                    </a:xfrm>
+                    <a:prstGeom prst="rect">
+                      <a:avLst/>
+                    </a:prstGeom>
+                  </pic:spPr>
+                </pic:pic>
+              </a:graphicData>
+            </a:graphic>
+          </wp:inline>
+        </w:drawing>
+      </w:r>
+    </w:p>
+    <w:p>
+      <w:pPr>
+        <w:keepNext/>
+        <w:spacing w:after="120"/>
+      </w:pPr>
+      <w:r>
+        <w:rPr>
+          <w:b/>
+          <w:bCs/>
+        </w:rPr>
+        <w:t xml:space="preserve">Better Buy (Mejor compra)</w:t>
+      </w:r>
+      <w:r>
+        <w:t xml:space="preserve"> — The choice that costs less for each item.</w:t>
+      </w:r>
+    </w:p>
+    <w:p>
+      <w:pPr>
+        <w:keepNext/>
+        <w:spacing w:after="20" w:before="80"/>
+        <w:jc w:val="center"/>
+      </w:pPr>
+      <w:r>
+        <w:drawing>
+          <wp:inline distT="0" distB="0" distL="0" distR="0">
+            <wp:extent cx="1047750" cy="790575"/>
+            <wp:effectExtent t="0" r="0" b="0" l="0"/>
+            <wp:docPr id="1" name="Comparison" descr="Picture illustrating the vocabulary word &quot;Comparison&quot;" title="Comparison"/>
             <wp:cNvGraphicFramePr>
               <a:graphicFrameLocks xmlns:a="http://schemas.openxmlformats.org/drawingml/2006/main" noChangeAspect="1"/>
             </wp:cNvGraphicFramePr>
@@ -224,10 +287,10 @@
           <w:b/>
           <w:bCs/>
         </w:rPr>
-        <w:t xml:space="preserve">Unit Rate (Tasa unitaria)</w:t>
-      </w:r>
-      <w:r>
-        <w:t xml:space="preserve"> — A rate for just 1 of something, like cost for 1 item.</w:t>
+        <w:t xml:space="preserve">Comparison (Comparación)</w:t>
+      </w:r>
+      <w:r>
+        <w:t xml:space="preserve"> — Looking at two or more amounts to see how they are related.</w:t>
       </w:r>
     </w:p>
     <w:p>
@@ -241,7 +304,7 @@
           <wp:inline distT="0" distB="0" distL="0" distR="0">
             <wp:extent cx="1047750" cy="790575"/>
             <wp:effectExtent t="0" r="0" b="0" l="0"/>
-            <wp:docPr id="1" name="" descr="" title=""/>
+            <wp:docPr id="1" name="Per Unit" descr="Picture illustrating the vocabulary word &quot;Per Unit&quot;" title="Per Unit"/>
             <wp:cNvGraphicFramePr>
               <a:graphicFrameLocks xmlns:a="http://schemas.openxmlformats.org/drawingml/2006/main" noChangeAspect="1"/>
             </wp:cNvGraphicFramePr>
@@ -255,7 +318,7 @@
                     </pic:cNvPicPr>
                   </pic:nvPicPr>
                   <pic:blipFill>
-                    <a:blip r:embed="rId8" cstate="none"/>
+                    <a:blip r:embed="rId7" cstate="none"/>
                     <a:srcRect/>
                     <a:stretch>
                       <a:fillRect/>
@@ -287,10 +350,10 @@
           <w:b/>
           <w:bCs/>
         </w:rPr>
-        <w:t xml:space="preserve">Better Buy (Mejor compra)</w:t>
-      </w:r>
-      <w:r>
-        <w:t xml:space="preserve"> — The choice that costs less for each item.</w:t>
+        <w:t xml:space="preserve">Per Unit (Por unidad)</w:t>
+      </w:r>
+      <w:r>
+        <w:t xml:space="preserve"> — For each single item.</w:t>
       </w:r>
     </w:p>
     <w:p>
@@ -304,7 +367,70 @@
           <wp:inline distT="0" distB="0" distL="0" distR="0">
             <wp:extent cx="1047750" cy="790575"/>
             <wp:effectExtent t="0" r="0" b="0" l="0"/>
-            <wp:docPr id="1" name="" descr="" title=""/>
+            <wp:docPr id="1" name="Rate" descr="Picture illustrating the vocabulary word &quot;Rate&quot;" title="Rate"/>
+            <wp:cNvGraphicFramePr>
+              <a:graphicFrameLocks xmlns:a="http://schemas.openxmlformats.org/drawingml/2006/main" noChangeAspect="1"/>
+            </wp:cNvGraphicFramePr>
+            <a:graphic xmlns:a="http://schemas.openxmlformats.org/drawingml/2006/main">
+              <a:graphicData uri="http://schemas.openxmlformats.org/drawingml/2006/picture">
+                <pic:pic xmlns:pic="http://schemas.openxmlformats.org/drawingml/2006/picture">
+                  <pic:nvPicPr>
+                    <pic:cNvPr id="0" name="" descr=""/>
+                    <pic:cNvPicPr>
+                      <a:picLocks noChangeAspect="1" noChangeArrowheads="1"/>
+                    </pic:cNvPicPr>
+                  </pic:nvPicPr>
+                  <pic:blipFill>
+                    <a:blip r:embed="rId7" cstate="none"/>
+                    <a:srcRect/>
+                    <a:stretch>
+                      <a:fillRect/>
+                    </a:stretch>
+                  </pic:blipFill>
+                  <pic:spPr bwMode="auto">
+                    <a:xfrm>
+                      <a:off x="0" y="0"/>
+                      <a:ext cx="1047750" cy="790575"/>
+                    </a:xfrm>
+                    <a:prstGeom prst="rect">
+                      <a:avLst/>
+                    </a:prstGeom>
+                  </pic:spPr>
+                </pic:pic>
+              </a:graphicData>
+            </a:graphic>
+          </wp:inline>
+        </w:drawing>
+      </w:r>
+    </w:p>
+    <w:p>
+      <w:pPr>
+        <w:keepNext/>
+        <w:spacing w:after="120"/>
+      </w:pPr>
+      <w:r>
+        <w:rPr>
+          <w:b/>
+          <w:bCs/>
+        </w:rPr>
+        <w:t xml:space="preserve">Rate (Tasa)</w:t>
+      </w:r>
+      <w:r>
+        <w:t xml:space="preserve"> — A ratio comparing two amounts with different units, like miles per hour.</w:t>
+      </w:r>
+    </w:p>
+    <w:p>
+      <w:pPr>
+        <w:keepNext/>
+        <w:spacing w:after="20" w:before="80"/>
+        <w:jc w:val="center"/>
+      </w:pPr>
+      <w:r>
+        <w:drawing>
+          <wp:inline distT="0" distB="0" distL="0" distR="0">
+            <wp:extent cx="1047750" cy="790575"/>
+            <wp:effectExtent t="0" r="0" b="0" l="0"/>
+            <wp:docPr id="1" name="Proportion" descr="Picture illustrating the vocabulary word &quot;Proportion&quot;" title="Proportion"/>
             <wp:cNvGraphicFramePr>
               <a:graphicFrameLocks xmlns:a="http://schemas.openxmlformats.org/drawingml/2006/main" noChangeAspect="1"/>
             </wp:cNvGraphicFramePr>
@@ -350,195 +476,6 @@
           <w:b/>
           <w:bCs/>
         </w:rPr>
-        <w:t xml:space="preserve">Comparison (Comparación)</w:t>
-      </w:r>
-      <w:r>
-        <w:t xml:space="preserve"> — Looking at two or more amounts to see how they are related.</w:t>
-      </w:r>
-    </w:p>
-    <w:p>
-      <w:pPr>
-        <w:keepNext/>
-        <w:spacing w:after="20" w:before="80"/>
-        <w:jc w:val="center"/>
-      </w:pPr>
-      <w:r>
-        <w:drawing>
-          <wp:inline distT="0" distB="0" distL="0" distR="0">
-            <wp:extent cx="1047750" cy="790575"/>
-            <wp:effectExtent t="0" r="0" b="0" l="0"/>
-            <wp:docPr id="1" name="" descr="" title=""/>
-            <wp:cNvGraphicFramePr>
-              <a:graphicFrameLocks xmlns:a="http://schemas.openxmlformats.org/drawingml/2006/main" noChangeAspect="1"/>
-            </wp:cNvGraphicFramePr>
-            <a:graphic xmlns:a="http://schemas.openxmlformats.org/drawingml/2006/main">
-              <a:graphicData uri="http://schemas.openxmlformats.org/drawingml/2006/picture">
-                <pic:pic xmlns:pic="http://schemas.openxmlformats.org/drawingml/2006/picture">
-                  <pic:nvPicPr>
-                    <pic:cNvPr id="0" name="" descr=""/>
-                    <pic:cNvPicPr>
-                      <a:picLocks noChangeAspect="1" noChangeArrowheads="1"/>
-                    </pic:cNvPicPr>
-                  </pic:nvPicPr>
-                  <pic:blipFill>
-                    <a:blip r:embed="rId8" cstate="none"/>
-                    <a:srcRect/>
-                    <a:stretch>
-                      <a:fillRect/>
-                    </a:stretch>
-                  </pic:blipFill>
-                  <pic:spPr bwMode="auto">
-                    <a:xfrm>
-                      <a:off x="0" y="0"/>
-                      <a:ext cx="1047750" cy="790575"/>
-                    </a:xfrm>
-                    <a:prstGeom prst="rect">
-                      <a:avLst/>
-                    </a:prstGeom>
-                  </pic:spPr>
-                </pic:pic>
-              </a:graphicData>
-            </a:graphic>
-          </wp:inline>
-        </w:drawing>
-      </w:r>
-    </w:p>
-    <w:p>
-      <w:pPr>
-        <w:keepNext/>
-        <w:spacing w:after="120"/>
-      </w:pPr>
-      <w:r>
-        <w:rPr>
-          <w:b/>
-          <w:bCs/>
-        </w:rPr>
-        <w:t xml:space="preserve">Per Unit (Por unidad)</w:t>
-      </w:r>
-      <w:r>
-        <w:t xml:space="preserve"> — For each single item.</w:t>
-      </w:r>
-    </w:p>
-    <w:p>
-      <w:pPr>
-        <w:keepNext/>
-        <w:spacing w:after="20" w:before="80"/>
-        <w:jc w:val="center"/>
-      </w:pPr>
-      <w:r>
-        <w:drawing>
-          <wp:inline distT="0" distB="0" distL="0" distR="0">
-            <wp:extent cx="1047750" cy="790575"/>
-            <wp:effectExtent t="0" r="0" b="0" l="0"/>
-            <wp:docPr id="1" name="" descr="" title=""/>
-            <wp:cNvGraphicFramePr>
-              <a:graphicFrameLocks xmlns:a="http://schemas.openxmlformats.org/drawingml/2006/main" noChangeAspect="1"/>
-            </wp:cNvGraphicFramePr>
-            <a:graphic xmlns:a="http://schemas.openxmlformats.org/drawingml/2006/main">
-              <a:graphicData uri="http://schemas.openxmlformats.org/drawingml/2006/picture">
-                <pic:pic xmlns:pic="http://schemas.openxmlformats.org/drawingml/2006/picture">
-                  <pic:nvPicPr>
-                    <pic:cNvPr id="0" name="" descr=""/>
-                    <pic:cNvPicPr>
-                      <a:picLocks noChangeAspect="1" noChangeArrowheads="1"/>
-                    </pic:cNvPicPr>
-                  </pic:nvPicPr>
-                  <pic:blipFill>
-                    <a:blip r:embed="rId8" cstate="none"/>
-                    <a:srcRect/>
-                    <a:stretch>
-                      <a:fillRect/>
-                    </a:stretch>
-                  </pic:blipFill>
-                  <pic:spPr bwMode="auto">
-                    <a:xfrm>
-                      <a:off x="0" y="0"/>
-                      <a:ext cx="1047750" cy="790575"/>
-                    </a:xfrm>
-                    <a:prstGeom prst="rect">
-                      <a:avLst/>
-                    </a:prstGeom>
-                  </pic:spPr>
-                </pic:pic>
-              </a:graphicData>
-            </a:graphic>
-          </wp:inline>
-        </w:drawing>
-      </w:r>
-    </w:p>
-    <w:p>
-      <w:pPr>
-        <w:keepNext/>
-        <w:spacing w:after="120"/>
-      </w:pPr>
-      <w:r>
-        <w:rPr>
-          <w:b/>
-          <w:bCs/>
-        </w:rPr>
-        <w:t xml:space="preserve">Rate (Tasa)</w:t>
-      </w:r>
-      <w:r>
-        <w:t xml:space="preserve"> — A ratio comparing two amounts with different units, like miles per hour.</w:t>
-      </w:r>
-    </w:p>
-    <w:p>
-      <w:pPr>
-        <w:keepNext/>
-        <w:spacing w:after="20" w:before="80"/>
-        <w:jc w:val="center"/>
-      </w:pPr>
-      <w:r>
-        <w:drawing>
-          <wp:inline distT="0" distB="0" distL="0" distR="0">
-            <wp:extent cx="1047750" cy="790575"/>
-            <wp:effectExtent t="0" r="0" b="0" l="0"/>
-            <wp:docPr id="1" name="" descr="" title=""/>
-            <wp:cNvGraphicFramePr>
-              <a:graphicFrameLocks xmlns:a="http://schemas.openxmlformats.org/drawingml/2006/main" noChangeAspect="1"/>
-            </wp:cNvGraphicFramePr>
-            <a:graphic xmlns:a="http://schemas.openxmlformats.org/drawingml/2006/main">
-              <a:graphicData uri="http://schemas.openxmlformats.org/drawingml/2006/picture">
-                <pic:pic xmlns:pic="http://schemas.openxmlformats.org/drawingml/2006/picture">
-                  <pic:nvPicPr>
-                    <pic:cNvPr id="0" name="" descr=""/>
-                    <pic:cNvPicPr>
-                      <a:picLocks noChangeAspect="1" noChangeArrowheads="1"/>
-                    </pic:cNvPicPr>
-                  </pic:nvPicPr>
-                  <pic:blipFill>
-                    <a:blip r:embed="rId10" cstate="none"/>
-                    <a:srcRect/>
-                    <a:stretch>
-                      <a:fillRect/>
-                    </a:stretch>
-                  </pic:blipFill>
-                  <pic:spPr bwMode="auto">
-                    <a:xfrm>
-                      <a:off x="0" y="0"/>
-                      <a:ext cx="1047750" cy="790575"/>
-                    </a:xfrm>
-                    <a:prstGeom prst="rect">
-                      <a:avLst/>
-                    </a:prstGeom>
-                  </pic:spPr>
-                </pic:pic>
-              </a:graphicData>
-            </a:graphic>
-          </wp:inline>
-        </w:drawing>
-      </w:r>
-    </w:p>
-    <w:p>
-      <w:pPr>
-        <w:keepNext/>
-        <w:spacing w:after="120"/>
-      </w:pPr>
-      <w:r>
-        <w:rPr>
-          <w:b/>
-          <w:bCs/>
-        </w:rPr>
         <w:t xml:space="preserve">Proportion (Proporción)</w:t>
       </w:r>
       <w:r>
@@ -587,23 +524,23 @@
         <w:spacing w:after="40" w:before="0"/>
       </w:pPr>
       <w:r>
-        <w:t xml:space="preserve">     A. 80 tokens</w:t>
-      </w:r>
-    </w:p>
-    <w:p>
-      <w:pPr>
-        <w:spacing w:after="40" w:before="0"/>
-      </w:pPr>
-      <w:r>
-        <w:t xml:space="preserve">     B. 60 tokens</w:t>
-      </w:r>
-    </w:p>
-    <w:p>
-      <w:pPr>
-        <w:spacing w:after="40" w:before="0"/>
-      </w:pPr>
-      <w:r>
-        <w:t xml:space="preserve">     C. 72 tokens</w:t>
+        <w:t xml:space="preserve">     A. 60 tokens</w:t>
+      </w:r>
+    </w:p>
+    <w:p>
+      <w:pPr>
+        <w:spacing w:after="40" w:before="0"/>
+      </w:pPr>
+      <w:r>
+        <w:t xml:space="preserve">     B. 72 tokens</w:t>
+      </w:r>
+    </w:p>
+    <w:p>
+      <w:pPr>
+        <w:spacing w:after="40" w:before="0"/>
+      </w:pPr>
+      <w:r>
+        <w:t xml:space="preserve">     C. 80 tokens</w:t>
       </w:r>
     </w:p>
     <w:p>
@@ -642,7 +579,7 @@
         <w:spacing w:after="40" w:before="0"/>
       </w:pPr>
       <w:r>
-        <w:t xml:space="preserve">     A. 540 widgets</w:t>
+        <w:t xml:space="preserve">     A. 360 widgets</w:t>
       </w:r>
     </w:p>
     <w:p>
@@ -658,7 +595,7 @@
         <w:spacing w:after="40" w:before="0"/>
       </w:pPr>
       <w:r>
-        <w:t xml:space="preserve">     C. 360 widgets</w:t>
+        <w:t xml:space="preserve">     C. 540 widgets</w:t>
       </w:r>
     </w:p>
     <w:p>
@@ -877,7 +814,7 @@
           <w:b/>
           <w:bCs/>
         </w:rPr>
-        <w:t xml:space="preserve">1. A. 80 tokens</w:t>
+        <w:t xml:space="preserve">1. C. 80 tokens</w:t>
       </w:r>
     </w:p>
     <w:p>
@@ -909,7 +846,7 @@
           <w:b/>
           <w:bCs/>
         </w:rPr>
-        <w:t xml:space="preserve">2. A. 540 widgets</w:t>
+        <w:t xml:space="preserve">2. C. 540 widgets</w:t>
       </w:r>
     </w:p>
     <w:p>
@@ -1190,7 +1127,14 @@
 <file path=word/styles.xml><?xml version="1.0" encoding="utf-8"?>
 <w:styles xmlns:mc="http://schemas.openxmlformats.org/markup-compatibility/2006" xmlns:r="http://schemas.openxmlformats.org/officeDocument/2006/relationships" xmlns:w="http://schemas.openxmlformats.org/wordprocessingml/2006/main" xmlns:w14="http://schemas.microsoft.com/office/word/2010/wordml" xmlns:w15="http://schemas.microsoft.com/office/word/2012/wordml" mc:Ignorable="w14 w15">
   <w:docDefaults>
-    <w:rPrDefault/>
+    <w:rPrDefault>
+      <w:rPr>
+        <w:rFonts w:ascii="Arial" w:cs="Arial" w:eastAsia="Arial" w:hAnsi="Arial"/>
+        <w:sz w:val="22"/>
+        <w:szCs w:val="22"/>
+        <w:lang w:val="en-US"/>
+      </w:rPr>
+    </w:rPrDefault>
     <w:pPrDefault/>
   </w:docDefaults>
   <w:style w:type="paragraph" w:styleId="Title">
@@ -1208,10 +1152,16 @@
     <w:basedOn w:val="Normal"/>
     <w:next w:val="Normal"/>
     <w:qFormat/>
-    <w:rPr>
-      <w:color w:val="2E74B5"/>
-      <w:sz w:val="32"/>
-      <w:szCs w:val="32"/>
+    <w:pPr>
+      <w:keepNext/>
+    </w:pPr>
+    <w:rPr>
+      <w:rFonts w:ascii="Arial" w:cs="Arial" w:eastAsia="Arial" w:hAnsi="Arial"/>
+      <w:b/>
+      <w:bCs/>
+      <w:color w:val="183E56"/>
+      <w:sz w:val="34"/>
+      <w:szCs w:val="34"/>
     </w:rPr>
   </w:style>
   <w:style w:type="paragraph" w:styleId="Heading2">
@@ -1219,8 +1169,14 @@
     <w:basedOn w:val="Normal"/>
     <w:next w:val="Normal"/>
     <w:qFormat/>
-    <w:rPr>
-      <w:color w:val="2E74B5"/>
+    <w:pPr>
+      <w:keepNext/>
+    </w:pPr>
+    <w:rPr>
+      <w:rFonts w:ascii="Arial" w:cs="Arial" w:eastAsia="Arial" w:hAnsi="Arial"/>
+      <w:b/>
+      <w:bCs/>
+      <w:color w:val="176B70"/>
       <w:sz w:val="26"/>
       <w:szCs w:val="26"/>
     </w:rPr>

--- a/lessons/3-8-group2/homework.docx
+++ b/lessons/3-8-group2/homework.docx
@@ -787,160 +787,6 @@
         <w:t xml:space="preserve">______________________________________________________________________</w:t>
       </w:r>
     </w:p>
-    <w:p>
-      <w:r>
-        <w:br w:type="page"/>
-      </w:r>
-    </w:p>
-    <w:p>
-      <w:pPr>
-        <w:pStyle w:val="Heading1"/>
-        <w:spacing w:after="120"/>
-      </w:pPr>
-      <w:r>
-        <w:rPr>
-          <w:b/>
-          <w:bCs/>
-        </w:rPr>
-        <w:t xml:space="preserve">Answer Key (Teacher)</w:t>
-      </w:r>
-    </w:p>
-    <w:p>
-      <w:pPr>
-        <w:spacing w:after="40" w:before="0"/>
-      </w:pPr>
-      <w:r>
-        <w:rPr>
-          <w:b/>
-          <w:bCs/>
-        </w:rPr>
-        <w:t xml:space="preserve">1. C. 80 tokens</w:t>
-      </w:r>
-    </w:p>
-    <w:p>
-      <w:pPr>
-        <w:spacing w:after="20" w:before="0"/>
-      </w:pPr>
-      <w:r>
-        <w:t xml:space="preserve">     Unit rate: 24 ÷ 3 = 8 tokens per minute. In 10 minutes: 8 × 10 = 80 tokens.</w:t>
-      </w:r>
-    </w:p>
-    <w:p>
-      <w:pPr>
-        <w:spacing w:after="80" w:before="0"/>
-      </w:pPr>
-      <w:r>
-        <w:rPr>
-          <w:i/>
-          <w:iCs/>
-        </w:rPr>
-        <w:t xml:space="preserve">     Watch for: A common mistake in Solve Problems with Unit Rates is comparing the total prices instead of the cost per item — the deal with the smaller total can still cost more per unit. Always reduce each option to its unit rate before you decide, then pick the lower one.</w:t>
-      </w:r>
-    </w:p>
-    <w:p>
-      <w:pPr>
-        <w:spacing w:after="40" w:before="0"/>
-      </w:pPr>
-      <w:r>
-        <w:rPr>
-          <w:b/>
-          <w:bCs/>
-        </w:rPr>
-        <w:t xml:space="preserve">2. C. 540 widgets</w:t>
-      </w:r>
-    </w:p>
-    <w:p>
-      <w:pPr>
-        <w:spacing w:after="20" w:before="0"/>
-      </w:pPr>
-      <w:r>
-        <w:t xml:space="preserve">     Unit rate: 360 ÷ 8 = 45 widgets per hour. In 12 hours: 45 × 12 = 540 widgets.</w:t>
-      </w:r>
-    </w:p>
-    <w:p>
-      <w:pPr>
-        <w:spacing w:after="80" w:before="0"/>
-      </w:pPr>
-      <w:r>
-        <w:rPr>
-          <w:i/>
-          <w:iCs/>
-        </w:rPr>
-        <w:t xml:space="preserve">     Watch for: A common mistake in Solve Problems with Unit Rates is comparing the total prices instead of the cost per item — the deal with the smaller total can still cost more per unit. Always reduce each option to its unit rate before you decide, then pick the lower one.</w:t>
-      </w:r>
-    </w:p>
-    <w:p>
-      <w:pPr>
-        <w:spacing w:after="40" w:before="0"/>
-      </w:pPr>
-      <w:r>
-        <w:rPr>
-          <w:b/>
-          <w:bCs/>
-        </w:rPr>
-        <w:t xml:space="preserve">3. Spot the Common Mistake</w:t>
-      </w:r>
-    </w:p>
-    <w:p>
-      <w:pPr>
-        <w:spacing w:after="20" w:before="0"/>
-      </w:pPr>
-      <w:r>
-        <w:t xml:space="preserve">     The mistake is in Step 2.</w:t>
-      </w:r>
-    </w:p>
-    <w:p>
-      <w:pPr>
-        <w:spacing w:after="20" w:before="0"/>
-      </w:pPr>
-      <w:r>
-        <w:t xml:space="preserve">     Correct work: For tokens per minute, divide the tokens by the minutes: 24 ÷ 3 = 8 tokens per minute. The student divided in the wrong order, so they got the rate upside down.</w:t>
-      </w:r>
-    </w:p>
-    <w:p>
-      <w:pPr>
-        <w:spacing w:after="80" w:before="0"/>
-      </w:pPr>
-      <w:r>
-        <w:t xml:space="preserve">     Watch for: The attempt divided minutes by tokens, which answers a different question — how many minutes each token takes. The phrase "tokens per minute" puts tokens first, so the division is 24 ÷ 3 = 8 tokens per minute.</w:t>
-      </w:r>
-    </w:p>
-    <w:p>
-      <w:pPr>
-        <w:spacing w:after="40" w:before="0"/>
-      </w:pPr>
-      <w:r>
-        <w:rPr>
-          <w:b/>
-          <w:bCs/>
-        </w:rPr>
-        <w:t xml:space="preserve">4. Find the Unit Rate Error</w:t>
-      </w:r>
-    </w:p>
-    <w:p>
-      <w:pPr>
-        <w:spacing w:after="20" w:before="0"/>
-      </w:pPr>
-      <w:r>
-        <w:t xml:space="preserve">     The mistake is in Step 2.</w:t>
-      </w:r>
-    </w:p>
-    <w:p>
-      <w:pPr>
-        <w:spacing w:after="20" w:before="0"/>
-      </w:pPr>
-      <w:r>
-        <w:t xml:space="preserve">     Correct work: To find cost per pound, divide price by pounds: $8.75 ÷ 5 = $1.75 per lb, $5.10 ÷ 3 = $1.70 per lb. Deal 2 ($1.70/lb) is still the better buy — but the correct unit rates are dollars per pound, not pounds per dollar.</w:t>
-      </w:r>
-    </w:p>
-    <w:p>
-      <w:pPr>
-        <w:spacing w:after="80" w:before="0"/>
-      </w:pPr>
-      <w:r>
-        <w:t xml:space="preserve">     Watch for: The first unit-rate step divided pounds by dollars, which gives pounds per dollar instead of the cost per pound the question asks about. Dividing price by weight gives $8.75 ÷ 5 = $1.75 per pound and $5.10 ÷ 3 = $1.70 per pound, so Deal 2 is cheaper — the same choice, now backed by the rate that was actually requested.</w:t>
-      </w:r>
-    </w:p>
     <w:sectPr>
       <w:pgSz w:w="11906" w:h="16838" w:orient="portrait"/>
       <w:pgMar w:top="720" w:right="900" w:bottom="720" w:left="900" w:header="708" w:footer="708" w:gutter="0"/>
